--- a/docs/开发者二次开发指南.docx
+++ b/docs/开发者二次开发指南.docx
@@ -542,6 +542,179 @@
     </w:p>
     <w:p>
       <w:pPr>
+        <w:spacing w:before="40" w:after="80" w:line="300" w:lineRule="auto"/>
+        <w:ind w:left="283"/>
+      </w:pPr>
+      <w:r>
+        <w:rPr>
+          <w:rFonts w:ascii="Times New Roman" w:hAnsi="Times New Roman" w:eastAsia="宋体"/>
+          <w:b w:val="0"/>
+          <w:sz w:val="20"/>
+        </w:rPr>
+        <w:t xml:space="preserve">⚠️ </w:t>
+      </w:r>
+      <w:r>
+        <w:rPr>
+          <w:rFonts w:ascii="Times New Roman" w:hAnsi="Times New Roman" w:eastAsia="宋体"/>
+          <w:b/>
+          <w:sz w:val="20"/>
+        </w:rPr>
+        <w:t>所有 `npm` 命令都必须在工程目录下执行。</w:t>
+      </w:r>
+      <w:r>
+        <w:rPr>
+          <w:rFonts w:ascii="Times New Roman" w:hAnsi="Times New Roman" w:eastAsia="宋体"/>
+          <w:b w:val="0"/>
+          <w:sz w:val="20"/>
+        </w:rPr>
+        <w:t xml:space="preserve"> </w:t>
+      </w:r>
+      <w:r>
+        <w:rPr>
+          <w:rFonts w:ascii="Consolas" w:hAnsi="Consolas" w:eastAsia="宋体"/>
+          <w:b w:val="0"/>
+          <w:sz w:val="19"/>
+        </w:rPr>
+        <w:t>npm</w:t>
+      </w:r>
+      <w:r>
+        <w:rPr>
+          <w:rFonts w:ascii="Times New Roman" w:hAnsi="Times New Roman" w:eastAsia="宋体"/>
+          <w:b w:val="0"/>
+          <w:sz w:val="20"/>
+        </w:rPr>
+        <w:t xml:space="preserve"> 只在当前目录查找 </w:t>
+      </w:r>
+      <w:r>
+        <w:rPr>
+          <w:rFonts w:ascii="Consolas" w:hAnsi="Consolas" w:eastAsia="宋体"/>
+          <w:b w:val="0"/>
+          <w:sz w:val="19"/>
+        </w:rPr>
+        <w:t>package.json</w:t>
+      </w:r>
+      <w:r>
+        <w:rPr>
+          <w:rFonts w:ascii="Times New Roman" w:hAnsi="Times New Roman" w:eastAsia="宋体"/>
+          <w:b w:val="0"/>
+          <w:sz w:val="20"/>
+        </w:rPr>
+        <w:t>，</w:t>
+      </w:r>
+    </w:p>
+    <w:p>
+      <w:pPr>
+        <w:spacing w:before="40" w:after="80" w:line="300" w:lineRule="auto"/>
+        <w:ind w:left="283"/>
+      </w:pPr>
+      <w:r>
+        <w:rPr>
+          <w:rFonts w:ascii="Times New Roman" w:hAnsi="Times New Roman" w:eastAsia="宋体"/>
+          <w:b w:val="0"/>
+          <w:sz w:val="20"/>
+        </w:rPr>
+        <w:t xml:space="preserve">若在 </w:t>
+      </w:r>
+      <w:r>
+        <w:rPr>
+          <w:rFonts w:ascii="Consolas" w:hAnsi="Consolas" w:eastAsia="宋体"/>
+          <w:b w:val="0"/>
+          <w:sz w:val="19"/>
+        </w:rPr>
+        <w:t>D:\</w:t>
+      </w:r>
+      <w:r>
+        <w:rPr>
+          <w:rFonts w:ascii="Times New Roman" w:hAnsi="Times New Roman" w:eastAsia="宋体"/>
+          <w:b w:val="0"/>
+          <w:sz w:val="20"/>
+        </w:rPr>
+        <w:t xml:space="preserve"> 等其它目录执行，会报</w:t>
+      </w:r>
+    </w:p>
+    <w:p>
+      <w:pPr>
+        <w:spacing w:before="40" w:after="80" w:line="300" w:lineRule="auto"/>
+        <w:ind w:left="283"/>
+      </w:pPr>
+      <w:r>
+        <w:rPr>
+          <w:rFonts w:ascii="Consolas" w:hAnsi="Consolas" w:eastAsia="宋体"/>
+          <w:b w:val="0"/>
+          <w:sz w:val="19"/>
+        </w:rPr>
+        <w:t>npm error enoent Could not read package.json: ...open 'D:\package.json'</w:t>
+      </w:r>
+      <w:r>
+        <w:rPr>
+          <w:rFonts w:ascii="Times New Roman" w:hAnsi="Times New Roman" w:eastAsia="宋体"/>
+          <w:b w:val="0"/>
+          <w:sz w:val="20"/>
+        </w:rPr>
+        <w:t>，与平台和模拟器无关。</w:t>
+      </w:r>
+    </w:p>
+    <w:p>
+      <w:pPr>
+        <w:spacing w:before="40" w:after="80" w:line="300" w:lineRule="auto"/>
+        <w:ind w:left="283"/>
+      </w:pPr>
+      <w:r>
+        <w:rPr>
+          <w:rFonts w:ascii="Times New Roman" w:hAnsi="Times New Roman" w:eastAsia="宋体"/>
+          <w:b w:val="0"/>
+          <w:sz w:val="20"/>
+        </w:rPr>
+        <w:t xml:space="preserve">每开一个新终端都要先 </w:t>
+      </w:r>
+      <w:r>
+        <w:rPr>
+          <w:rFonts w:ascii="Consolas" w:hAnsi="Consolas" w:eastAsia="宋体"/>
+          <w:b w:val="0"/>
+          <w:sz w:val="19"/>
+        </w:rPr>
+        <w:t>cd</w:t>
+      </w:r>
+      <w:r>
+        <w:rPr>
+          <w:rFonts w:ascii="Times New Roman" w:hAnsi="Times New Roman" w:eastAsia="宋体"/>
+          <w:b w:val="0"/>
+          <w:sz w:val="20"/>
+        </w:rPr>
+        <w:t xml:space="preserve"> 到工程目录，或直接双击工程目录下的 </w:t>
+      </w:r>
+      <w:r>
+        <w:rPr>
+          <w:rFonts w:ascii="Consolas" w:hAnsi="Consolas" w:eastAsia="宋体"/>
+          <w:b w:val="0"/>
+          <w:sz w:val="19"/>
+        </w:rPr>
+        <w:t>启动平台.bat</w:t>
+      </w:r>
+      <w:r>
+        <w:rPr>
+          <w:rFonts w:ascii="Times New Roman" w:hAnsi="Times New Roman" w:eastAsia="宋体"/>
+          <w:b w:val="0"/>
+          <w:sz w:val="20"/>
+        </w:rPr>
+        <w:t>（脚本内部已自动切换目录）。</w:t>
+      </w:r>
+    </w:p>
+    <w:p>
+      <w:pPr>
+        <w:spacing w:before="20" w:after="80" w:line="300" w:lineRule="auto"/>
+      </w:pPr>
+      <w:r>
+        <w:rPr>
+          <w:rFonts w:ascii="Times New Roman" w:hAnsi="Times New Roman" w:eastAsia="宋体"/>
+          <w:b/>
+          <w:sz w:val="21"/>
+        </w:rPr>
+        <w:t>第 0 步：进入工程目录（每个新终端一次）</w:t>
+      </w:r>
+    </w:p>
+    <w:p>
+      <w:pPr>
         <w:spacing w:before="80" w:after="120" w:line="264" w:lineRule="auto"/>
         <w:ind w:left="227"/>
         <w:shd w:val="clear" w:fill="F5F6F8"/>
@@ -552,7 +725,7 @@
           <w:b w:val="0"/>
           <w:sz w:val="19"/>
         </w:rPr>
-        <w:t># 终端 1：PLC 模拟器（协议层模拟 H5U，带一阶滞后执行机构）</w:t>
+        <w:t>cd /d D:\realtime-platform\realtime-platform-main</w:t>
       </w:r>
       <w:r>
         <w:br/>
@@ -563,7 +736,124 @@
           <w:b w:val="0"/>
           <w:sz w:val="19"/>
         </w:rPr>
-        <w:t>npm run plc-sim:closedloop          # 等价于 node plc-simulator.js --debug</w:t>
+        <w:t>npm install                            :: 仅首次，或 package.json 变更后</w:t>
+      </w:r>
+    </w:p>
+    <w:p>
+      <w:pPr>
+        <w:spacing w:before="20" w:after="80" w:line="300" w:lineRule="auto"/>
+      </w:pPr>
+      <w:r>
+        <w:rPr>
+          <w:rFonts w:ascii="Times New Roman" w:hAnsi="Times New Roman" w:eastAsia="宋体"/>
+          <w:b/>
+          <w:sz w:val="21"/>
+        </w:rPr>
+        <w:t>方式 A：最简启动（建议先用这条跑通）</w:t>
+      </w:r>
+    </w:p>
+    <w:p>
+      <w:pPr>
+        <w:spacing w:before="80" w:after="120" w:line="264" w:lineRule="auto"/>
+        <w:ind w:left="227"/>
+        <w:shd w:val="clear" w:fill="F5F6F8"/>
+      </w:pPr>
+      <w:r>
+        <w:rPr>
+          <w:rFonts w:ascii="Consolas" w:hAnsi="Consolas" w:eastAsia="宋体"/>
+          <w:b w:val="0"/>
+          <w:sz w:val="19"/>
+        </w:rPr>
+        <w:t>npm start                              :: 单端口 3000，直接托管已构建的 dist</w:t>
+      </w:r>
+    </w:p>
+    <w:p>
+      <w:pPr>
+        <w:spacing w:before="20" w:after="80" w:line="300" w:lineRule="auto"/>
+      </w:pPr>
+      <w:r>
+        <w:rPr>
+          <w:rFonts w:ascii="Times New Roman" w:hAnsi="Times New Roman" w:eastAsia="宋体"/>
+          <w:b w:val="0"/>
+          <w:sz w:val="21"/>
+        </w:rPr>
+        <w:t xml:space="preserve">浏览器打开 &lt;http://127.0.0.1:3000&gt;。仓库内已包含构建产物 </w:t>
+      </w:r>
+      <w:r>
+        <w:rPr>
+          <w:rFonts w:ascii="Consolas" w:hAnsi="Consolas" w:eastAsia="宋体"/>
+          <w:b w:val="0"/>
+          <w:sz w:val="20"/>
+        </w:rPr>
+        <w:t>dist/</w:t>
+      </w:r>
+      <w:r>
+        <w:rPr>
+          <w:rFonts w:ascii="Times New Roman" w:hAnsi="Times New Roman" w:eastAsia="宋体"/>
+          <w:b w:val="0"/>
+          <w:sz w:val="21"/>
+        </w:rPr>
+        <w:t>，</w:t>
+      </w:r>
+      <w:r>
+        <w:rPr>
+          <w:rFonts w:ascii="Times New Roman" w:hAnsi="Times New Roman" w:eastAsia="宋体"/>
+          <w:b/>
+          <w:sz w:val="21"/>
+        </w:rPr>
+        <w:t>无需</w:t>
+      </w:r>
+      <w:r>
+        <w:rPr>
+          <w:rFonts w:ascii="Times New Roman" w:hAnsi="Times New Roman" w:eastAsia="宋体"/>
+          <w:b w:val="0"/>
+          <w:sz w:val="21"/>
+        </w:rPr>
+        <w:t xml:space="preserve">先执行 </w:t>
+      </w:r>
+      <w:r>
+        <w:rPr>
+          <w:rFonts w:ascii="Consolas" w:hAnsi="Consolas" w:eastAsia="宋体"/>
+          <w:b w:val="0"/>
+          <w:sz w:val="20"/>
+        </w:rPr>
+        <w:t>npm run build</w:t>
+      </w:r>
+      <w:r>
+        <w:rPr>
+          <w:rFonts w:ascii="Times New Roman" w:hAnsi="Times New Roman" w:eastAsia="宋体"/>
+          <w:b w:val="0"/>
+          <w:sz w:val="21"/>
+        </w:rPr>
+        <w:t>。</w:t>
+      </w:r>
+    </w:p>
+    <w:p>
+      <w:pPr>
+        <w:spacing w:before="20" w:after="80" w:line="300" w:lineRule="auto"/>
+      </w:pPr>
+      <w:r>
+        <w:rPr>
+          <w:rFonts w:ascii="Times New Roman" w:hAnsi="Times New Roman" w:eastAsia="宋体"/>
+          <w:b/>
+          <w:sz w:val="21"/>
+        </w:rPr>
+        <w:t>方式 B：无 PLC 的全链路联调（两个终端，都在工程目录下）</w:t>
+      </w:r>
+    </w:p>
+    <w:p>
+      <w:pPr>
+        <w:spacing w:before="80" w:after="120" w:line="264" w:lineRule="auto"/>
+        <w:ind w:left="227"/>
+        <w:shd w:val="clear" w:fill="F5F6F8"/>
+      </w:pPr>
+      <w:r>
+        <w:rPr>
+          <w:rFonts w:ascii="Consolas" w:hAnsi="Consolas" w:eastAsia="宋体"/>
+          <w:b w:val="0"/>
+          <w:sz w:val="19"/>
+        </w:rPr>
+        <w:t>:: 终端 1：PLC 模拟器（协议层模拟 H5U，带一阶滞后执行机构）</w:t>
       </w:r>
       <w:r>
         <w:br/>
@@ -574,6 +864,17 @@
           <w:b w:val="0"/>
           <w:sz w:val="19"/>
         </w:rPr>
+        <w:t>npm run plc-sim:closedloop             :: 等价于 node plc-simulator.js --debug</w:t>
+      </w:r>
+      <w:r>
+        <w:br/>
+      </w:r>
+      <w:r>
+        <w:rPr>
+          <w:rFonts w:ascii="Consolas" w:hAnsi="Consolas" w:eastAsia="宋体"/>
+          <w:b w:val="0"/>
+          <w:sz w:val="19"/>
+        </w:rPr>
         <w:t xml:space="preserve"> </w:t>
       </w:r>
       <w:r>
@@ -585,7 +886,7 @@
           <w:b w:val="0"/>
           <w:sz w:val="19"/>
         </w:rPr>
-        <w:t># 终端 2：后端 + 前端</w:t>
+        <w:t>:: 终端 2：平台</w:t>
       </w:r>
       <w:r>
         <w:br/>
@@ -596,30 +897,1000 @@
           <w:b w:val="0"/>
           <w:sz w:val="19"/>
         </w:rPr>
-        <w:t>npm run dev                         # 前端热更新（Vite）；后端另开 npm start</w:t>
-      </w:r>
-      <w:r>
-        <w:br/>
+        <w:t>npm start</w:t>
+      </w:r>
+    </w:p>
+    <w:p>
+      <w:pPr>
+        <w:spacing w:before="20" w:after="80" w:line="300" w:lineRule="auto"/>
+      </w:pPr>
+      <w:r>
+        <w:rPr>
+          <w:rFonts w:ascii="Times New Roman" w:hAnsi="Times New Roman" w:eastAsia="宋体"/>
+          <w:b w:val="0"/>
+          <w:sz w:val="21"/>
+        </w:rPr>
+        <w:t xml:space="preserve">模拟器窗口出现 </w:t>
       </w:r>
       <w:r>
         <w:rPr>
           <w:rFonts w:ascii="Consolas" w:hAnsi="Consolas" w:eastAsia="宋体"/>
           <w:b w:val="0"/>
+          <w:sz w:val="20"/>
+        </w:rPr>
+        <w:t>✓ 已就绪，等待平台连接</w:t>
+      </w:r>
+      <w:r>
+        <w:rPr>
+          <w:rFonts w:ascii="Times New Roman" w:hAnsi="Times New Roman" w:eastAsia="宋体"/>
+          <w:b w:val="0"/>
+          <w:sz w:val="21"/>
+        </w:rPr>
+        <w:t xml:space="preserve">、平台窗口出现 </w:t>
+      </w:r>
+      <w:r>
+        <w:rPr>
+          <w:rFonts w:ascii="Consolas" w:hAnsi="Consolas" w:eastAsia="宋体"/>
+          <w:b w:val="0"/>
+          <w:sz w:val="20"/>
+        </w:rPr>
+        <w:t>✅ 切换到真实PLC模式</w:t>
+      </w:r>
+      <w:r>
+        <w:rPr>
+          <w:rFonts w:ascii="Times New Roman" w:hAnsi="Times New Roman" w:eastAsia="宋体"/>
+          <w:b w:val="0"/>
+          <w:sz w:val="21"/>
+        </w:rPr>
+        <w:t xml:space="preserve"> 即为连通</w:t>
+      </w:r>
+    </w:p>
+    <w:p>
+      <w:pPr>
+        <w:spacing w:before="20" w:after="80" w:line="300" w:lineRule="auto"/>
+      </w:pPr>
+      <w:r>
+        <w:rPr>
+          <w:rFonts w:ascii="Times New Roman" w:hAnsi="Times New Roman" w:eastAsia="宋体"/>
+          <w:b w:val="0"/>
+          <w:sz w:val="21"/>
+        </w:rPr>
+        <w:t xml:space="preserve">（平台连的是 </w:t>
+      </w:r>
+      <w:r>
+        <w:rPr>
+          <w:rFonts w:ascii="Consolas" w:hAnsi="Consolas" w:eastAsia="宋体"/>
+          <w:b w:val="0"/>
+          <w:sz w:val="20"/>
+        </w:rPr>
+        <w:t>.env</w:t>
+      </w:r>
+      <w:r>
+        <w:rPr>
+          <w:rFonts w:ascii="Times New Roman" w:hAnsi="Times New Roman" w:eastAsia="宋体"/>
+          <w:b w:val="0"/>
+          <w:sz w:val="21"/>
+        </w:rPr>
+        <w:t xml:space="preserve"> 中的 </w:t>
+      </w:r>
+      <w:r>
+        <w:rPr>
+          <w:rFonts w:ascii="Consolas" w:hAnsi="Consolas" w:eastAsia="宋体"/>
+          <w:b w:val="0"/>
+          <w:sz w:val="20"/>
+        </w:rPr>
+        <w:t>PLC_HOST=127.0.0.1</w:t>
+      </w:r>
+      <w:r>
+        <w:rPr>
+          <w:rFonts w:ascii="Times New Roman" w:hAnsi="Times New Roman" w:eastAsia="宋体"/>
+          <w:b w:val="0"/>
+          <w:sz w:val="21"/>
+        </w:rPr>
+        <w:t>、</w:t>
+      </w:r>
+      <w:r>
+        <w:rPr>
+          <w:rFonts w:ascii="Consolas" w:hAnsi="Consolas" w:eastAsia="宋体"/>
+          <w:b w:val="0"/>
+          <w:sz w:val="20"/>
+        </w:rPr>
+        <w:t>PLC_PORT=1502</w:t>
+      </w:r>
+      <w:r>
+        <w:rPr>
+          <w:rFonts w:ascii="Times New Roman" w:hAnsi="Times New Roman" w:eastAsia="宋体"/>
+          <w:b w:val="0"/>
+          <w:sz w:val="21"/>
+        </w:rPr>
+        <w:t>）。</w:t>
+      </w:r>
+    </w:p>
+    <w:p>
+      <w:pPr>
+        <w:spacing w:before="20" w:after="80" w:line="300" w:lineRule="auto"/>
+      </w:pPr>
+      <w:r>
+        <w:rPr>
+          <w:rFonts w:ascii="Times New Roman" w:hAnsi="Times New Roman" w:eastAsia="宋体"/>
+          <w:b w:val="0"/>
+          <w:sz w:val="21"/>
+        </w:rPr>
+        <w:t xml:space="preserve">也可直接双击 </w:t>
+      </w:r>
+      <w:r>
+        <w:rPr>
+          <w:rFonts w:ascii="Consolas" w:hAnsi="Consolas" w:eastAsia="宋体"/>
+          <w:b w:val="0"/>
+          <w:sz w:val="20"/>
+        </w:rPr>
+        <w:t>启动PLC模拟器.bat</w:t>
+      </w:r>
+      <w:r>
+        <w:rPr>
+          <w:rFonts w:ascii="Times New Roman" w:hAnsi="Times New Roman" w:eastAsia="宋体"/>
+          <w:b w:val="0"/>
+          <w:sz w:val="21"/>
+        </w:rPr>
+        <w:t xml:space="preserve"> 与 </w:t>
+      </w:r>
+      <w:r>
+        <w:rPr>
+          <w:rFonts w:ascii="Consolas" w:hAnsi="Consolas" w:eastAsia="宋体"/>
+          <w:b w:val="0"/>
+          <w:sz w:val="20"/>
+        </w:rPr>
+        <w:t>启动平台.bat</w:t>
+      </w:r>
+      <w:r>
+        <w:rPr>
+          <w:rFonts w:ascii="Times New Roman" w:hAnsi="Times New Roman" w:eastAsia="宋体"/>
+          <w:b w:val="0"/>
+          <w:sz w:val="21"/>
+        </w:rPr>
+        <w:t>，两者都会自动切到工程目录。</w:t>
+      </w:r>
+    </w:p>
+    <w:p>
+      <w:pPr>
+        <w:spacing w:before="20" w:after="80" w:line="300" w:lineRule="auto"/>
+      </w:pPr>
+      <w:r>
+        <w:rPr>
+          <w:rFonts w:ascii="Times New Roman" w:hAnsi="Times New Roman" w:eastAsia="宋体"/>
+          <w:b/>
+          <w:sz w:val="21"/>
+        </w:rPr>
+        <w:t>方式 C：需要改前端时（Vite 热更新）</w:t>
+      </w:r>
+    </w:p>
+    <w:p>
+      <w:pPr>
+        <w:spacing w:before="80" w:after="120" w:line="264" w:lineRule="auto"/>
+        <w:ind w:left="227"/>
+        <w:shd w:val="clear" w:fill="F5F6F8"/>
+      </w:pPr>
+      <w:r>
+        <w:rPr>
+          <w:rFonts w:ascii="Consolas" w:hAnsi="Consolas" w:eastAsia="宋体"/>
+          <w:b w:val="0"/>
           <w:sz w:val="19"/>
         </w:rPr>
-        <w:t># 或生产形态</w:t>
-      </w:r>
-      <w:r>
-        <w:br/>
+        <w:t>npm run dev:all                        :: 一条命令同时启动后端(3000)与 Vite(5173)</w:t>
+      </w:r>
+    </w:p>
+    <w:p>
+      <w:pPr>
+        <w:spacing w:before="20" w:after="80" w:line="300" w:lineRule="auto"/>
+      </w:pPr>
+      <w:r>
+        <w:rPr>
+          <w:rFonts w:ascii="Times New Roman" w:hAnsi="Times New Roman" w:eastAsia="宋体"/>
+          <w:b w:val="0"/>
+          <w:sz w:val="21"/>
+        </w:rPr>
+        <w:t>浏览器打开 &lt;http://localhost:5173&gt;，页面请求经 Vite 代理转发到 3000。</w:t>
+      </w:r>
+    </w:p>
+    <w:p>
+      <w:pPr>
+        <w:spacing w:before="20" w:after="80" w:line="300" w:lineRule="auto"/>
+      </w:pPr>
+      <w:r>
+        <w:rPr>
+          <w:rFonts w:ascii="Times New Roman" w:hAnsi="Times New Roman" w:eastAsia="宋体"/>
+          <w:b w:val="0"/>
+          <w:sz w:val="21"/>
+        </w:rPr>
+        <w:t xml:space="preserve">若只执行 </w:t>
       </w:r>
       <w:r>
         <w:rPr>
           <w:rFonts w:ascii="Consolas" w:hAnsi="Consolas" w:eastAsia="宋体"/>
           <w:b w:val="0"/>
+          <w:sz w:val="20"/>
+        </w:rPr>
+        <w:t>npm run dev</w:t>
+      </w:r>
+      <w:r>
+        <w:rPr>
+          <w:rFonts w:ascii="Times New Roman" w:hAnsi="Times New Roman" w:eastAsia="宋体"/>
+          <w:b w:val="0"/>
+          <w:sz w:val="21"/>
+        </w:rPr>
+        <w:t>，则</w:t>
+      </w:r>
+      <w:r>
+        <w:rPr>
+          <w:rFonts w:ascii="Times New Roman" w:hAnsi="Times New Roman" w:eastAsia="宋体"/>
+          <w:b/>
+          <w:sz w:val="21"/>
+        </w:rPr>
+        <w:t>只启动了前端</w:t>
+      </w:r>
+      <w:r>
+        <w:rPr>
+          <w:rFonts w:ascii="Times New Roman" w:hAnsi="Times New Roman" w:eastAsia="宋体"/>
+          <w:b w:val="0"/>
+          <w:sz w:val="21"/>
+        </w:rPr>
+        <w:t xml:space="preserve">，后端必须另开终端执行 </w:t>
+      </w:r>
+      <w:r>
+        <w:rPr>
+          <w:rFonts w:ascii="Consolas" w:hAnsi="Consolas" w:eastAsia="宋体"/>
+          <w:b w:val="0"/>
+          <w:sz w:val="20"/>
+        </w:rPr>
+        <w:t>npm start</w:t>
+      </w:r>
+      <w:r>
+        <w:rPr>
+          <w:rFonts w:ascii="Times New Roman" w:hAnsi="Times New Roman" w:eastAsia="宋体"/>
+          <w:b w:val="0"/>
+          <w:sz w:val="21"/>
+        </w:rPr>
+        <w:t>，</w:t>
+      </w:r>
+    </w:p>
+    <w:p>
+      <w:pPr>
+        <w:spacing w:before="20" w:after="80" w:line="300" w:lineRule="auto"/>
+      </w:pPr>
+      <w:r>
+        <w:rPr>
+          <w:rFonts w:ascii="Times New Roman" w:hAnsi="Times New Roman" w:eastAsia="宋体"/>
+          <w:b w:val="0"/>
+          <w:sz w:val="21"/>
+        </w:rPr>
+        <w:t xml:space="preserve">否则终端会持续打印 </w:t>
+      </w:r>
+      <w:r>
+        <w:rPr>
+          <w:rFonts w:ascii="Consolas" w:hAnsi="Consolas" w:eastAsia="宋体"/>
+          <w:b w:val="0"/>
+          <w:sz w:val="20"/>
+        </w:rPr>
+        <w:t>http proxy error ... ECONNREFUSED 127.0.0.1:3000</w:t>
+      </w:r>
+      <w:r>
+        <w:rPr>
+          <w:rFonts w:ascii="Times New Roman" w:hAnsi="Times New Roman" w:eastAsia="宋体"/>
+          <w:b w:val="0"/>
+          <w:sz w:val="21"/>
+        </w:rPr>
+        <w:t>、页面接口全部失败。</w:t>
+      </w:r>
+    </w:p>
+    <w:p>
+      <w:pPr>
+        <w:spacing w:before="20" w:after="80" w:line="300" w:lineRule="auto"/>
+      </w:pPr>
+      <w:r>
+        <w:rPr>
+          <w:rFonts w:ascii="Times New Roman" w:hAnsi="Times New Roman" w:eastAsia="宋体"/>
+          <w:b/>
+          <w:sz w:val="21"/>
+        </w:rPr>
+        <w:t>方式 D：生产形态</w:t>
+      </w:r>
+    </w:p>
+    <w:p>
+      <w:pPr>
+        <w:spacing w:before="80" w:after="120" w:line="264" w:lineRule="auto"/>
+        <w:ind w:left="227"/>
+        <w:shd w:val="clear" w:fill="F5F6F8"/>
+      </w:pPr>
+      <w:r>
+        <w:rPr>
+          <w:rFonts w:ascii="Consolas" w:hAnsi="Consolas" w:eastAsia="宋体"/>
+          <w:b w:val="0"/>
           <w:sz w:val="19"/>
         </w:rPr>
-        <w:t>npm run build &amp;&amp; npm start          # dist 由 Express 托管，单端口 3000</w:t>
-      </w:r>
+        <w:t>npm run build &amp;&amp; npm start             :: 重新构建 dist 后由 Express 托管，单端口 3000</w:t>
+      </w:r>
+    </w:p>
+    <w:p>
+      <w:pPr>
+        <w:spacing w:before="20" w:after="80" w:line="300" w:lineRule="auto"/>
+      </w:pPr>
+      <w:r>
+        <w:rPr>
+          <w:rFonts w:ascii="Times New Roman" w:hAnsi="Times New Roman" w:eastAsia="宋体"/>
+          <w:b/>
+          <w:sz w:val="21"/>
+        </w:rPr>
+        <w:t>启动报错对照表</w:t>
+      </w:r>
+    </w:p>
+    <w:tbl>
+      <w:tblPr>
+        <w:tblStyle w:val="TableGrid"/>
+        <w:tblW w:type="auto" w:w="0"/>
+        <w:jc w:val="center"/>
+        <w:tblLook w:firstColumn="1" w:firstRow="1" w:lastColumn="0" w:lastRow="0" w:noHBand="0" w:noVBand="1" w:val="04A0"/>
+      </w:tblPr>
+      <w:tblGrid>
+        <w:gridCol w:w="3024"/>
+        <w:gridCol w:w="3024"/>
+        <w:gridCol w:w="3024"/>
+      </w:tblGrid>
+      <w:tr>
+        <w:tc>
+          <w:tcPr>
+            <w:tcW w:type="dxa" w:w="3024"/>
+          </w:tcPr>
+          <w:p>
+            <w:pPr>
+              <w:spacing w:line="264" w:lineRule="auto"/>
+              <w:jc w:val="center"/>
+            </w:pPr>
+            <w:r/>
+            <w:r>
+              <w:rPr>
+                <w:rFonts w:ascii="Times New Roman" w:hAnsi="Times New Roman" w:eastAsia="黑体"/>
+                <w:b/>
+                <w:sz w:val="19"/>
+              </w:rPr>
+              <w:t>报错原文</w:t>
+            </w:r>
+          </w:p>
+        </w:tc>
+        <w:tc>
+          <w:tcPr>
+            <w:tcW w:type="dxa" w:w="3024"/>
+          </w:tcPr>
+          <w:p>
+            <w:pPr>
+              <w:spacing w:line="264" w:lineRule="auto"/>
+              <w:jc w:val="center"/>
+            </w:pPr>
+            <w:r/>
+            <w:r>
+              <w:rPr>
+                <w:rFonts w:ascii="Times New Roman" w:hAnsi="Times New Roman" w:eastAsia="黑体"/>
+                <w:b/>
+                <w:sz w:val="19"/>
+              </w:rPr>
+              <w:t>原因</w:t>
+            </w:r>
+          </w:p>
+        </w:tc>
+        <w:tc>
+          <w:tcPr>
+            <w:tcW w:type="dxa" w:w="3024"/>
+          </w:tcPr>
+          <w:p>
+            <w:pPr>
+              <w:spacing w:line="264" w:lineRule="auto"/>
+              <w:jc w:val="center"/>
+            </w:pPr>
+            <w:r/>
+            <w:r>
+              <w:rPr>
+                <w:rFonts w:ascii="Times New Roman" w:hAnsi="Times New Roman" w:eastAsia="黑体"/>
+                <w:b/>
+                <w:sz w:val="19"/>
+              </w:rPr>
+              <w:t>处理</w:t>
+            </w:r>
+          </w:p>
+        </w:tc>
+      </w:tr>
+      <w:tr>
+        <w:tc>
+          <w:tcPr>
+            <w:tcW w:type="dxa" w:w="3024"/>
+          </w:tcPr>
+          <w:p>
+            <w:pPr>
+              <w:spacing w:line="276" w:lineRule="auto"/>
+            </w:pPr>
+            <w:r/>
+            <w:r>
+              <w:rPr>
+                <w:rFonts w:ascii="Consolas" w:hAnsi="Consolas" w:eastAsia="宋体"/>
+                <w:b w:val="0"/>
+                <w:sz w:val="18"/>
+              </w:rPr>
+              <w:t>npm error enoent Could not read package.json ... open 'D:\package.json'</w:t>
+            </w:r>
+          </w:p>
+        </w:tc>
+        <w:tc>
+          <w:tcPr>
+            <w:tcW w:type="dxa" w:w="3024"/>
+          </w:tcPr>
+          <w:p>
+            <w:pPr>
+              <w:spacing w:line="276" w:lineRule="auto"/>
+            </w:pPr>
+            <w:r/>
+            <w:r>
+              <w:rPr>
+                <w:rFonts w:ascii="Times New Roman" w:hAnsi="Times New Roman" w:eastAsia="宋体"/>
+                <w:b/>
+                <w:sz w:val="19"/>
+              </w:rPr>
+              <w:t>当前目录不是工程目录</w:t>
+            </w:r>
+            <w:r>
+              <w:rPr>
+                <w:rFonts w:ascii="Times New Roman" w:hAnsi="Times New Roman" w:eastAsia="宋体"/>
+                <w:b w:val="0"/>
+                <w:sz w:val="19"/>
+              </w:rPr>
+              <w:t>（最常见）</w:t>
+            </w:r>
+          </w:p>
+        </w:tc>
+        <w:tc>
+          <w:tcPr>
+            <w:tcW w:type="dxa" w:w="3024"/>
+          </w:tcPr>
+          <w:p>
+            <w:pPr>
+              <w:spacing w:line="276" w:lineRule="auto"/>
+            </w:pPr>
+            <w:r/>
+            <w:r>
+              <w:rPr>
+                <w:rFonts w:ascii="Times New Roman" w:hAnsi="Times New Roman" w:eastAsia="宋体"/>
+                <w:b w:val="0"/>
+                <w:sz w:val="19"/>
+              </w:rPr>
+              <w:t xml:space="preserve">先 </w:t>
+            </w:r>
+            <w:r>
+              <w:rPr>
+                <w:rFonts w:ascii="Consolas" w:hAnsi="Consolas" w:eastAsia="宋体"/>
+                <w:b w:val="0"/>
+                <w:sz w:val="18"/>
+              </w:rPr>
+              <w:t>cd /d D:\realtime-platform\realtime-platform-main</w:t>
+            </w:r>
+            <w:r>
+              <w:rPr>
+                <w:rFonts w:ascii="Times New Roman" w:hAnsi="Times New Roman" w:eastAsia="宋体"/>
+                <w:b w:val="0"/>
+                <w:sz w:val="19"/>
+              </w:rPr>
+              <w:t xml:space="preserve">，或双击 </w:t>
+            </w:r>
+            <w:r>
+              <w:rPr>
+                <w:rFonts w:ascii="Consolas" w:hAnsi="Consolas" w:eastAsia="宋体"/>
+                <w:b w:val="0"/>
+                <w:sz w:val="18"/>
+              </w:rPr>
+              <w:t>启动平台.bat</w:t>
+            </w:r>
+          </w:p>
+        </w:tc>
+      </w:tr>
+      <w:tr>
+        <w:tc>
+          <w:tcPr>
+            <w:tcW w:type="dxa" w:w="3024"/>
+          </w:tcPr>
+          <w:p>
+            <w:pPr>
+              <w:spacing w:line="276" w:lineRule="auto"/>
+            </w:pPr>
+            <w:r/>
+            <w:r>
+              <w:rPr>
+                <w:rFonts w:ascii="Consolas" w:hAnsi="Consolas" w:eastAsia="宋体"/>
+                <w:b w:val="0"/>
+                <w:sz w:val="18"/>
+              </w:rPr>
+              <w:t>'npm' 不是内部或外部命令</w:t>
+            </w:r>
+          </w:p>
+        </w:tc>
+        <w:tc>
+          <w:tcPr>
+            <w:tcW w:type="dxa" w:w="3024"/>
+          </w:tcPr>
+          <w:p>
+            <w:pPr>
+              <w:spacing w:line="276" w:lineRule="auto"/>
+            </w:pPr>
+            <w:r/>
+            <w:r>
+              <w:rPr>
+                <w:rFonts w:ascii="Times New Roman" w:hAnsi="Times New Roman" w:eastAsia="宋体"/>
+                <w:b w:val="0"/>
+                <w:sz w:val="19"/>
+              </w:rPr>
+              <w:t>未安装 Node.js 或未加入 PATH</w:t>
+            </w:r>
+          </w:p>
+        </w:tc>
+        <w:tc>
+          <w:tcPr>
+            <w:tcW w:type="dxa" w:w="3024"/>
+          </w:tcPr>
+          <w:p>
+            <w:pPr>
+              <w:spacing w:line="276" w:lineRule="auto"/>
+            </w:pPr>
+            <w:r/>
+            <w:r>
+              <w:rPr>
+                <w:rFonts w:ascii="Times New Roman" w:hAnsi="Times New Roman" w:eastAsia="宋体"/>
+                <w:b w:val="0"/>
+                <w:sz w:val="19"/>
+              </w:rPr>
+              <w:t>安装 Node.js 20.19+ / 22.12+，重开终端</w:t>
+            </w:r>
+          </w:p>
+        </w:tc>
+      </w:tr>
+      <w:tr>
+        <w:tc>
+          <w:tcPr>
+            <w:tcW w:type="dxa" w:w="3024"/>
+          </w:tcPr>
+          <w:p>
+            <w:pPr>
+              <w:spacing w:line="276" w:lineRule="auto"/>
+            </w:pPr>
+            <w:r/>
+            <w:r>
+              <w:rPr>
+                <w:rFonts w:ascii="Consolas" w:hAnsi="Consolas" w:eastAsia="宋体"/>
+                <w:b w:val="0"/>
+                <w:sz w:val="18"/>
+              </w:rPr>
+              <w:t>Cannot find module 'express'</w:t>
+            </w:r>
+            <w:r>
+              <w:rPr>
+                <w:rFonts w:ascii="Times New Roman" w:hAnsi="Times New Roman" w:eastAsia="宋体"/>
+                <w:b w:val="0"/>
+                <w:sz w:val="19"/>
+              </w:rPr>
+              <w:t xml:space="preserve"> / </w:t>
+            </w:r>
+            <w:r>
+              <w:rPr>
+                <w:rFonts w:ascii="Consolas" w:hAnsi="Consolas" w:eastAsia="宋体"/>
+                <w:b w:val="0"/>
+                <w:sz w:val="18"/>
+              </w:rPr>
+              <w:t>'modbus-serial'</w:t>
+            </w:r>
+          </w:p>
+        </w:tc>
+        <w:tc>
+          <w:tcPr>
+            <w:tcW w:type="dxa" w:w="3024"/>
+          </w:tcPr>
+          <w:p>
+            <w:pPr>
+              <w:spacing w:line="276" w:lineRule="auto"/>
+            </w:pPr>
+            <w:r/>
+            <w:r>
+              <w:rPr>
+                <w:rFonts w:ascii="Times New Roman" w:hAnsi="Times New Roman" w:eastAsia="宋体"/>
+                <w:b w:val="0"/>
+                <w:sz w:val="19"/>
+              </w:rPr>
+              <w:t>未安装依赖</w:t>
+            </w:r>
+          </w:p>
+        </w:tc>
+        <w:tc>
+          <w:tcPr>
+            <w:tcW w:type="dxa" w:w="3024"/>
+          </w:tcPr>
+          <w:p>
+            <w:pPr>
+              <w:spacing w:line="276" w:lineRule="auto"/>
+            </w:pPr>
+            <w:r/>
+            <w:r>
+              <w:rPr>
+                <w:rFonts w:ascii="Times New Roman" w:hAnsi="Times New Roman" w:eastAsia="宋体"/>
+                <w:b w:val="0"/>
+                <w:sz w:val="19"/>
+              </w:rPr>
+              <w:t xml:space="preserve">在工程目录执行 </w:t>
+            </w:r>
+            <w:r>
+              <w:rPr>
+                <w:rFonts w:ascii="Consolas" w:hAnsi="Consolas" w:eastAsia="宋体"/>
+                <w:b w:val="0"/>
+                <w:sz w:val="18"/>
+              </w:rPr>
+              <w:t>npm install</w:t>
+            </w:r>
+          </w:p>
+        </w:tc>
+      </w:tr>
+      <w:tr>
+        <w:tc>
+          <w:tcPr>
+            <w:tcW w:type="dxa" w:w="3024"/>
+          </w:tcPr>
+          <w:p>
+            <w:pPr>
+              <w:spacing w:line="276" w:lineRule="auto"/>
+            </w:pPr>
+            <w:r/>
+            <w:r>
+              <w:rPr>
+                <w:rFonts w:ascii="Consolas" w:hAnsi="Consolas" w:eastAsia="宋体"/>
+                <w:b w:val="0"/>
+                <w:sz w:val="18"/>
+              </w:rPr>
+              <w:t>端口 1502 已被占用</w:t>
+            </w:r>
+          </w:p>
+        </w:tc>
+        <w:tc>
+          <w:tcPr>
+            <w:tcW w:type="dxa" w:w="3024"/>
+          </w:tcPr>
+          <w:p>
+            <w:pPr>
+              <w:spacing w:line="276" w:lineRule="auto"/>
+            </w:pPr>
+            <w:r/>
+            <w:r>
+              <w:rPr>
+                <w:rFonts w:ascii="Times New Roman" w:hAnsi="Times New Roman" w:eastAsia="宋体"/>
+                <w:b w:val="0"/>
+                <w:sz w:val="19"/>
+              </w:rPr>
+              <w:t>已有模拟器进程未退出</w:t>
+            </w:r>
+          </w:p>
+        </w:tc>
+        <w:tc>
+          <w:tcPr>
+            <w:tcW w:type="dxa" w:w="3024"/>
+          </w:tcPr>
+          <w:p>
+            <w:pPr>
+              <w:spacing w:line="276" w:lineRule="auto"/>
+            </w:pPr>
+            <w:r/>
+            <w:r>
+              <w:rPr>
+                <w:rFonts w:ascii="Times New Roman" w:hAnsi="Times New Roman" w:eastAsia="宋体"/>
+                <w:b w:val="0"/>
+                <w:sz w:val="19"/>
+              </w:rPr>
+              <w:t xml:space="preserve">双击 </w:t>
+            </w:r>
+            <w:r>
+              <w:rPr>
+                <w:rFonts w:ascii="Consolas" w:hAnsi="Consolas" w:eastAsia="宋体"/>
+                <w:b w:val="0"/>
+                <w:sz w:val="18"/>
+              </w:rPr>
+              <w:t>启动PLC模拟器.bat</w:t>
+            </w:r>
+            <w:r>
+              <w:rPr>
+                <w:rFonts w:ascii="Times New Roman" w:hAnsi="Times New Roman" w:eastAsia="宋体"/>
+                <w:b w:val="0"/>
+                <w:sz w:val="19"/>
+              </w:rPr>
+              <w:t xml:space="preserve"> 选 2 清理残留，或 </w:t>
+            </w:r>
+            <w:r>
+              <w:rPr>
+                <w:rFonts w:ascii="Consolas" w:hAnsi="Consolas" w:eastAsia="宋体"/>
+                <w:b w:val="0"/>
+                <w:sz w:val="18"/>
+              </w:rPr>
+              <w:t>powershell -File tools\plc-sim-doctor.ps1 -Fix</w:t>
+            </w:r>
+          </w:p>
+        </w:tc>
+      </w:tr>
+      <w:tr>
+        <w:tc>
+          <w:tcPr>
+            <w:tcW w:type="dxa" w:w="3024"/>
+          </w:tcPr>
+          <w:p>
+            <w:pPr>
+              <w:spacing w:line="276" w:lineRule="auto"/>
+            </w:pPr>
+            <w:r/>
+            <w:r>
+              <w:rPr>
+                <w:rFonts w:ascii="Consolas" w:hAnsi="Consolas" w:eastAsia="宋体"/>
+                <w:b w:val="0"/>
+                <w:sz w:val="18"/>
+              </w:rPr>
+              <w:t>http proxy error ... ECONNREFUSED 127.0.0.1:3000</w:t>
+            </w:r>
+          </w:p>
+        </w:tc>
+        <w:tc>
+          <w:tcPr>
+            <w:tcW w:type="dxa" w:w="3024"/>
+          </w:tcPr>
+          <w:p>
+            <w:pPr>
+              <w:spacing w:line="276" w:lineRule="auto"/>
+            </w:pPr>
+            <w:r/>
+            <w:r>
+              <w:rPr>
+                <w:rFonts w:ascii="Times New Roman" w:hAnsi="Times New Roman" w:eastAsia="宋体"/>
+                <w:b w:val="0"/>
+                <w:sz w:val="19"/>
+              </w:rPr>
+              <w:t>只起了 Vite，后端没起</w:t>
+            </w:r>
+          </w:p>
+        </w:tc>
+        <w:tc>
+          <w:tcPr>
+            <w:tcW w:type="dxa" w:w="3024"/>
+          </w:tcPr>
+          <w:p>
+            <w:pPr>
+              <w:spacing w:line="276" w:lineRule="auto"/>
+            </w:pPr>
+            <w:r/>
+            <w:r>
+              <w:rPr>
+                <w:rFonts w:ascii="Times New Roman" w:hAnsi="Times New Roman" w:eastAsia="宋体"/>
+                <w:b w:val="0"/>
+                <w:sz w:val="19"/>
+              </w:rPr>
+              <w:t xml:space="preserve">另开终端在工程目录执行 </w:t>
+            </w:r>
+            <w:r>
+              <w:rPr>
+                <w:rFonts w:ascii="Consolas" w:hAnsi="Consolas" w:eastAsia="宋体"/>
+                <w:b w:val="0"/>
+                <w:sz w:val="18"/>
+              </w:rPr>
+              <w:t>npm start</w:t>
+            </w:r>
+            <w:r>
+              <w:rPr>
+                <w:rFonts w:ascii="Times New Roman" w:hAnsi="Times New Roman" w:eastAsia="宋体"/>
+                <w:b w:val="0"/>
+                <w:sz w:val="19"/>
+              </w:rPr>
+              <w:t xml:space="preserve">，或改用 </w:t>
+            </w:r>
+            <w:r>
+              <w:rPr>
+                <w:rFonts w:ascii="Consolas" w:hAnsi="Consolas" w:eastAsia="宋体"/>
+                <w:b w:val="0"/>
+                <w:sz w:val="18"/>
+              </w:rPr>
+              <w:t>npm run dev:all</w:t>
+            </w:r>
+          </w:p>
+        </w:tc>
+      </w:tr>
+      <w:tr>
+        <w:tc>
+          <w:tcPr>
+            <w:tcW w:type="dxa" w:w="3024"/>
+          </w:tcPr>
+          <w:p>
+            <w:pPr>
+              <w:spacing w:line="276" w:lineRule="auto"/>
+            </w:pPr>
+            <w:r/>
+            <w:r>
+              <w:rPr>
+                <w:rFonts w:ascii="Consolas" w:hAnsi="Consolas" w:eastAsia="宋体"/>
+                <w:b w:val="0"/>
+                <w:sz w:val="18"/>
+              </w:rPr>
+              <w:t>EADDRINUSE :::3000</w:t>
+            </w:r>
+          </w:p>
+        </w:tc>
+        <w:tc>
+          <w:tcPr>
+            <w:tcW w:type="dxa" w:w="3024"/>
+          </w:tcPr>
+          <w:p>
+            <w:pPr>
+              <w:spacing w:line="276" w:lineRule="auto"/>
+            </w:pPr>
+            <w:r/>
+            <w:r>
+              <w:rPr>
+                <w:rFonts w:ascii="Times New Roman" w:hAnsi="Times New Roman" w:eastAsia="宋体"/>
+                <w:b w:val="0"/>
+                <w:sz w:val="19"/>
+              </w:rPr>
+              <w:t>平台已在运行</w:t>
+            </w:r>
+          </w:p>
+        </w:tc>
+        <w:tc>
+          <w:tcPr>
+            <w:tcW w:type="dxa" w:w="3024"/>
+          </w:tcPr>
+          <w:p>
+            <w:pPr>
+              <w:spacing w:line="276" w:lineRule="auto"/>
+            </w:pPr>
+            <w:r/>
+            <w:r>
+              <w:rPr>
+                <w:rFonts w:ascii="Times New Roman" w:hAnsi="Times New Roman" w:eastAsia="宋体"/>
+                <w:b w:val="0"/>
+                <w:sz w:val="19"/>
+              </w:rPr>
+              <w:t xml:space="preserve">关闭旧窗口，或改 </w:t>
+            </w:r>
+            <w:r>
+              <w:rPr>
+                <w:rFonts w:ascii="Consolas" w:hAnsi="Consolas" w:eastAsia="宋体"/>
+                <w:b w:val="0"/>
+                <w:sz w:val="18"/>
+              </w:rPr>
+              <w:t>.env</w:t>
+            </w:r>
+            <w:r>
+              <w:rPr>
+                <w:rFonts w:ascii="Times New Roman" w:hAnsi="Times New Roman" w:eastAsia="宋体"/>
+                <w:b w:val="0"/>
+                <w:sz w:val="19"/>
+              </w:rPr>
+              <w:t xml:space="preserve"> 的 </w:t>
+            </w:r>
+            <w:r>
+              <w:rPr>
+                <w:rFonts w:ascii="Consolas" w:hAnsi="Consolas" w:eastAsia="宋体"/>
+                <w:b w:val="0"/>
+                <w:sz w:val="18"/>
+              </w:rPr>
+              <w:t>PORT</w:t>
+            </w:r>
+          </w:p>
+        </w:tc>
+      </w:tr>
+      <w:tr>
+        <w:tc>
+          <w:tcPr>
+            <w:tcW w:type="dxa" w:w="3024"/>
+          </w:tcPr>
+          <w:p>
+            <w:pPr>
+              <w:spacing w:line="276" w:lineRule="auto"/>
+            </w:pPr>
+            <w:r/>
+            <w:r>
+              <w:rPr>
+                <w:rFonts w:ascii="Consolas" w:hAnsi="Consolas" w:eastAsia="宋体"/>
+                <w:b w:val="0"/>
+                <w:sz w:val="18"/>
+              </w:rPr>
+              <w:t>⚠️ 真实PLC连接失败，自动切换到模拟模式</w:t>
+            </w:r>
+          </w:p>
+        </w:tc>
+        <w:tc>
+          <w:tcPr>
+            <w:tcW w:type="dxa" w:w="3024"/>
+          </w:tcPr>
+          <w:p>
+            <w:pPr>
+              <w:spacing w:line="276" w:lineRule="auto"/>
+            </w:pPr>
+            <w:r/>
+            <w:r>
+              <w:rPr>
+                <w:rFonts w:ascii="Times New Roman" w:hAnsi="Times New Roman" w:eastAsia="宋体"/>
+                <w:b w:val="0"/>
+                <w:sz w:val="19"/>
+              </w:rPr>
+              <w:t>模拟器未启动，或地址/端口不符</w:t>
+            </w:r>
+          </w:p>
+        </w:tc>
+        <w:tc>
+          <w:tcPr>
+            <w:tcW w:type="dxa" w:w="3024"/>
+          </w:tcPr>
+          <w:p>
+            <w:pPr>
+              <w:spacing w:line="276" w:lineRule="auto"/>
+            </w:pPr>
+            <w:r/>
+            <w:r>
+              <w:rPr>
+                <w:rFonts w:ascii="Times New Roman" w:hAnsi="Times New Roman" w:eastAsia="宋体"/>
+                <w:b w:val="0"/>
+                <w:sz w:val="19"/>
+              </w:rPr>
+              <w:t xml:space="preserve">启动模拟器；核对 </w:t>
+            </w:r>
+            <w:r>
+              <w:rPr>
+                <w:rFonts w:ascii="Consolas" w:hAnsi="Consolas" w:eastAsia="宋体"/>
+                <w:b w:val="0"/>
+                <w:sz w:val="18"/>
+              </w:rPr>
+              <w:t>PLC_HOST=127.0.0.1</w:t>
+            </w:r>
+            <w:r>
+              <w:rPr>
+                <w:rFonts w:ascii="Times New Roman" w:hAnsi="Times New Roman" w:eastAsia="宋体"/>
+                <w:b w:val="0"/>
+                <w:sz w:val="19"/>
+              </w:rPr>
+              <w:t>、</w:t>
+            </w:r>
+            <w:r>
+              <w:rPr>
+                <w:rFonts w:ascii="Consolas" w:hAnsi="Consolas" w:eastAsia="宋体"/>
+                <w:b w:val="0"/>
+                <w:sz w:val="18"/>
+              </w:rPr>
+              <w:t>PLC_PORT=1502</w:t>
+            </w:r>
+            <w:r>
+              <w:rPr>
+                <w:rFonts w:ascii="Times New Roman" w:hAnsi="Times New Roman" w:eastAsia="宋体"/>
+                <w:b w:val="0"/>
+                <w:sz w:val="19"/>
+              </w:rPr>
+              <w:t xml:space="preserve">；改完 </w:t>
+            </w:r>
+            <w:r>
+              <w:rPr>
+                <w:rFonts w:ascii="Consolas" w:hAnsi="Consolas" w:eastAsia="宋体"/>
+                <w:b w:val="0"/>
+                <w:sz w:val="18"/>
+              </w:rPr>
+              <w:t>.env</w:t>
+            </w:r>
+            <w:r>
+              <w:rPr>
+                <w:rFonts w:ascii="Times New Roman" w:hAnsi="Times New Roman" w:eastAsia="宋体"/>
+                <w:b w:val="0"/>
+                <w:sz w:val="19"/>
+              </w:rPr>
+              <w:t xml:space="preserve"> 须重启平台</w:t>
+            </w:r>
+          </w:p>
+        </w:tc>
+      </w:tr>
+    </w:tbl>
+    <w:p>
+      <w:pPr>
+        <w:spacing w:after="40"/>
+      </w:pPr>
     </w:p>
     <w:p>
       <w:pPr>
